--- a/Queue/Queue.docx
+++ b/Queue/Queue.docx
@@ -129,6 +129,9 @@
     <w:p/>
     <w:p>
       <w:r>
+        <w:rPr>
+          <w:noProof/>
+        </w:rPr>
         <w:drawing>
           <wp:inline distT="0" distB="0" distL="0" distR="0" wp14:anchorId="7DFAF2C5" wp14:editId="7AD3BB76">
             <wp:extent cx="5943600" cy="2903855"/>
@@ -207,7 +210,16 @@
       </w:r>
       <w:proofErr w:type="gramEnd"/>
       <w:r>
-        <w:t xml:space="preserve"> as the head of the queue.</w:t>
+        <w:t xml:space="preserve"> as the </w:t>
+      </w:r>
+      <w:r>
+        <w:rPr>
+          <w:highlight w:val="yellow"/>
+        </w:rPr>
+        <w:t>head</w:t>
+      </w:r>
+      <w:r>
+        <w:t xml:space="preserve"> of the queue.</w:t>
       </w:r>
     </w:p>
     <w:p>
@@ -233,7 +245,16 @@
       </w:r>
       <w:proofErr w:type="gramEnd"/>
       <w:r>
-        <w:t xml:space="preserve"> as the tail of the queue.</w:t>
+        <w:t xml:space="preserve"> as the </w:t>
+      </w:r>
+      <w:r>
+        <w:rPr>
+          <w:highlight w:val="yellow"/>
+        </w:rPr>
+        <w:t>tail</w:t>
+      </w:r>
+      <w:r>
+        <w:t xml:space="preserve"> of the queue.</w:t>
       </w:r>
     </w:p>
     <w:p>
@@ -274,6 +295,9 @@
     </w:p>
     <w:p>
       <w:r>
+        <w:rPr>
+          <w:noProof/>
+        </w:rPr>
         <w:drawing>
           <wp:inline distT="0" distB="0" distL="0" distR="0" wp14:anchorId="160452A7" wp14:editId="157E1BE3">
             <wp:extent cx="5943600" cy="3407410"/>
@@ -799,6 +823,9 @@
         </w:rPr>
       </w:pPr>
       <w:r>
+        <w:rPr>
+          <w:noProof/>
+        </w:rPr>
         <w:drawing>
           <wp:inline distT="0" distB="0" distL="0" distR="0" wp14:anchorId="35310749" wp14:editId="7CB322B7">
             <wp:extent cx="5943600" cy="2934335"/>
@@ -842,6 +869,9 @@
         <w:t xml:space="preserve"> </w:t>
       </w:r>
       <w:r>
+        <w:rPr>
+          <w:noProof/>
+        </w:rPr>
         <w:drawing>
           <wp:inline distT="0" distB="0" distL="0" distR="0" wp14:anchorId="5F7FCC18" wp14:editId="1099A42A">
             <wp:extent cx="5943600" cy="3096260"/>
@@ -941,6 +971,9 @@
     </w:p>
     <w:p>
       <w:r>
+        <w:rPr>
+          <w:noProof/>
+        </w:rPr>
         <w:drawing>
           <wp:inline distT="0" distB="0" distL="0" distR="0" wp14:anchorId="7E585D6B" wp14:editId="4861FAD3">
             <wp:extent cx="5943600" cy="2990850"/>
@@ -980,6 +1013,9 @@
     </w:p>
     <w:p>
       <w:r>
+        <w:rPr>
+          <w:noProof/>
+        </w:rPr>
         <w:drawing>
           <wp:inline distT="0" distB="0" distL="0" distR="0" wp14:anchorId="2F64652E" wp14:editId="28263393">
             <wp:extent cx="5943600" cy="3380105"/>
@@ -1020,6 +1056,9 @@
     <w:p/>
     <w:p>
       <w:r>
+        <w:rPr>
+          <w:noProof/>
+        </w:rPr>
         <w:lastRenderedPageBreak/>
         <w:drawing>
           <wp:inline distT="0" distB="0" distL="0" distR="0" wp14:anchorId="28A1212F" wp14:editId="6579F830">
@@ -1060,6 +1099,9 @@
     </w:p>
     <w:p>
       <w:r>
+        <w:rPr>
+          <w:noProof/>
+        </w:rPr>
         <w:lastRenderedPageBreak/>
         <w:drawing>
           <wp:inline distT="0" distB="0" distL="0" distR="0" wp14:anchorId="4F3F86D1" wp14:editId="3C42AAEC">
@@ -1104,6 +1146,9 @@
         <w:t xml:space="preserve"> </w:t>
       </w:r>
       <w:r>
+        <w:rPr>
+          <w:noProof/>
+        </w:rPr>
         <w:drawing>
           <wp:inline distT="0" distB="0" distL="0" distR="0" wp14:anchorId="22A582D6" wp14:editId="778AF42C">
             <wp:extent cx="5943600" cy="2917190"/>
@@ -1231,6 +1276,9 @@
     </w:p>
     <w:p>
       <w:r>
+        <w:rPr>
+          <w:noProof/>
+        </w:rPr>
         <w:drawing>
           <wp:inline distT="0" distB="0" distL="0" distR="0" wp14:anchorId="0BD9062E" wp14:editId="54A816E1">
             <wp:extent cx="5943600" cy="3268980"/>
@@ -1275,6 +1323,9 @@
         </w:rPr>
       </w:pPr>
       <w:r>
+        <w:rPr>
+          <w:noProof/>
+        </w:rPr>
         <w:lastRenderedPageBreak/>
         <w:drawing>
           <wp:inline distT="0" distB="0" distL="0" distR="0" wp14:anchorId="55ED3EEB" wp14:editId="146436CB">
@@ -1319,6 +1370,9 @@
         <w:t xml:space="preserve"> </w:t>
       </w:r>
       <w:r>
+        <w:rPr>
+          <w:noProof/>
+        </w:rPr>
         <w:drawing>
           <wp:inline distT="0" distB="0" distL="0" distR="0" wp14:anchorId="70916F16" wp14:editId="2817B85C">
             <wp:extent cx="4391638" cy="2867425"/>
@@ -3460,6 +3514,7 @@
   <w:style w:type="character" w:default="1" w:styleId="DefaultParagraphFont">
     <w:name w:val="Default Paragraph Font"/>
     <w:uiPriority w:val="1"/>
+    <w:semiHidden/>
     <w:unhideWhenUsed/>
   </w:style>
   <w:style w:type="table" w:default="1" w:styleId="TableNormal">
